--- a/6-人才与组织/部门AI专员跟进/质量部-陈忱-跟进-2026-08-21-Q2改写技术回应与8D评审判例批改表.docx
+++ b/6-人才与组织/部门AI专员跟进/质量部-陈忱-跟进-2026-08-21-Q2改写技术回应与8D评审判例批改表.docx
@@ -4016,266 +4016,6 @@
         <w:t>—— OPVP Shao Peishen</w:t>
       </w:r>
     </w:p>
-    <w:p>
-      <w:pPr>
-        <w:pStyle w:val="Heading2"/>
-        <w:spacing w:before="260" w:after="120"/>
-      </w:pPr>
-      <w:r>
-        <w:rPr>
-          <w:rFonts w:ascii="Microsoft YaHei" w:hAnsi="Microsoft YaHei" w:eastAsia="Microsoft YaHei" w:cs="Microsoft YaHei"/>
-          <w:b/>
-          <w:color w:val="1F4E79"/>
-          <w:sz w:val="28"/>
-        </w:rPr>
-        <w:t>🔴【本节为审核用 · 发出前必须二选一处置，处理完连同本标题一并删除】</w:t>
-      </w:r>
-    </w:p>
-    <w:p>
-      <w:pPr>
-        <w:spacing w:after="100"/>
-      </w:pPr>
-      <w:r>
-        <w:rPr>
-          <w:rFonts w:ascii="Microsoft YaHei" w:hAnsi="Microsoft YaHei" w:eastAsia="Microsoft YaHei" w:cs="Microsoft YaHei"/>
-          <w:b/>
-          <w:sz w:val="21"/>
-        </w:rPr>
-        <w:t>背景</w:t>
-      </w:r>
-      <w:r>
-        <w:rPr>
-          <w:rFonts w:ascii="Microsoft YaHei" w:hAnsi="Microsoft YaHei" w:eastAsia="Microsoft YaHei" w:cs="Microsoft YaHei"/>
-          <w:b w:val="0"/>
-          <w:sz w:val="21"/>
-        </w:rPr>
-        <w:t>：你说明信里那句「部分场景在</w:t>
-      </w:r>
-      <w:r>
-        <w:rPr>
-          <w:rFonts w:ascii="Microsoft YaHei" w:hAnsi="Microsoft YaHei" w:eastAsia="Microsoft YaHei" w:cs="Microsoft YaHei"/>
-          <w:b/>
-          <w:sz w:val="21"/>
-        </w:rPr>
-        <w:t>我司当前阶段</w:t>
-      </w:r>
-      <w:r>
-        <w:rPr>
-          <w:rFonts w:ascii="Microsoft YaHei" w:hAnsi="Microsoft YaHei" w:eastAsia="Microsoft YaHei" w:cs="Microsoft YaHei"/>
-          <w:b w:val="0"/>
-          <w:sz w:val="21"/>
-        </w:rPr>
-        <w:t>不适用」（Q1／Q3／Q5／Q7／Q8 五个），我方内部对"当前阶段"四个字有两种读法——</w:t>
-      </w:r>
-      <w:r>
-        <w:rPr>
-          <w:rFonts w:ascii="Microsoft YaHei" w:hAnsi="Microsoft YaHei" w:eastAsia="Microsoft YaHei" w:cs="Microsoft YaHei"/>
-          <w:b/>
-          <w:sz w:val="21"/>
-        </w:rPr>
-        <w:t>永久不做</w:t>
-      </w:r>
-      <w:r>
-        <w:rPr>
-          <w:rFonts w:ascii="Microsoft YaHei" w:hAnsi="Microsoft YaHei" w:eastAsia="Microsoft YaHei" w:cs="Microsoft YaHei"/>
-          <w:b w:val="0"/>
-          <w:sz w:val="21"/>
-        </w:rPr>
-        <w:t xml:space="preserve"> vs </w:t>
-      </w:r>
-      <w:r>
-        <w:rPr>
-          <w:rFonts w:ascii="Microsoft YaHei" w:hAnsi="Microsoft YaHei" w:eastAsia="Microsoft YaHei" w:cs="Microsoft YaHei"/>
-          <w:b/>
-          <w:sz w:val="21"/>
-        </w:rPr>
-        <w:t>现在条件不具备、以后可能做</w:t>
-      </w:r>
-      <w:r>
-        <w:rPr>
-          <w:rFonts w:ascii="Microsoft YaHei" w:hAnsi="Microsoft YaHei" w:eastAsia="Microsoft YaHei" w:cs="Microsoft YaHei"/>
-          <w:b w:val="0"/>
-          <w:sz w:val="21"/>
-        </w:rPr>
-        <w:t>。两种读法的处置完全不同（前者要把五个场景从全景规划里删掉、走一次九文档重排；后者只需标注"暂缓"、随时可复活）。</w:t>
-      </w:r>
-    </w:p>
-    <w:p>
-      <w:pPr>
-        <w:spacing w:after="100"/>
-      </w:pPr>
-      <w:r>
-        <w:rPr>
-          <w:rFonts w:ascii="Microsoft YaHei" w:hAnsi="Microsoft YaHei" w:eastAsia="Microsoft YaHei" w:cs="Microsoft YaHei"/>
-          <w:b/>
-          <w:sz w:val="21"/>
-        </w:rPr>
-        <w:t>Cowork 侧的推荐是不问这一句</w:t>
-      </w:r>
-      <w:r>
-        <w:rPr>
-          <w:rFonts w:ascii="Microsoft YaHei" w:hAnsi="Microsoft YaHei" w:eastAsia="Microsoft YaHei" w:cs="Microsoft YaHei"/>
-          <w:b w:val="0"/>
-          <w:sz w:val="21"/>
-        </w:rPr>
-        <w:t>（按"当前阶段暂缓"处理即可，与你的原话逐字吻合，且我方三天前刚为另外 11 个场景用过同一处理方式）。</w:t>
-      </w:r>
-      <w:r>
-        <w:rPr>
-          <w:rFonts w:ascii="Microsoft YaHei" w:hAnsi="Microsoft YaHei" w:eastAsia="Microsoft YaHei" w:cs="Microsoft YaHei"/>
-          <w:b/>
-          <w:sz w:val="21"/>
-        </w:rPr>
-        <w:t>若 Shao Peishen 认为仍应问一句，把下面这段并进 §三，不另发信、不多占你一次往返：</w:t>
-      </w:r>
-    </w:p>
-    <w:p>
-      <w:pPr>
-        <w:pBdr>
-          <w:left w:val="single" w:sz="18" w:space="8" w:color="1F4E79"/>
-        </w:pBdr>
-        <w:shd w:val="clear" w:color="auto" w:fill="EAF1FB"/>
-        <w:spacing w:before="80" w:after="160"/>
-        <w:ind w:left="160"/>
-      </w:pPr>
-      <w:r>
-        <w:rPr>
-          <w:rFonts w:ascii="Microsoft YaHei" w:hAnsi="Microsoft YaHei" w:eastAsia="Microsoft YaHei" w:cs="Microsoft YaHei"/>
-          <w:b/>
-          <w:sz w:val="20"/>
-        </w:rPr>
-        <w:t>另有一问</w:t>
-      </w:r>
-      <w:r>
-        <w:rPr>
-          <w:rFonts w:ascii="Microsoft YaHei" w:hAnsi="Microsoft YaHei" w:eastAsia="Microsoft YaHei" w:cs="Microsoft YaHei"/>
-          <w:b w:val="0"/>
-          <w:sz w:val="20"/>
-        </w:rPr>
-        <w:t>：你写"部分场景在我司当前阶段不适用"，想确认"当前阶段"的意思是——</w:t>
-      </w:r>
-      <w:r>
-        <w:br/>
-      </w:r>
-      <w:sdt>
-        <w:sdtPr>
-          <w:rPr>
-            <w:rFonts w:ascii="MS Gothic" w:eastAsia="MS Gothic" w:hAnsi="MS Gothic" w:cs="MS Gothic"/>
-            <w:sz w:val="20"/>
-          </w:rPr>
-          <w:id w:val="100000015"/>
-          <w14:checkbox>
-            <w14:checked w14:val="0"/>
-            <w14:checkedState w14:val="2612" w14:font="MS Gothic"/>
-            <w14:uncheckedState w14:val="2610" w14:font="MS Gothic"/>
-          </w14:checkbox>
-        </w:sdtPr>
-        <w:sdtEndPr/>
-        <w:sdtContent>
-          <w:r>
-            <w:rPr>
-              <w:rFonts w:ascii="MS Gothic" w:eastAsia="MS Gothic" w:hAnsi="MS Gothic" w:cs="MS Gothic"/>
-              <w:sz w:val="20"/>
-            </w:rPr>
-            <w:t>☐</w:t>
-          </w:r>
-        </w:sdtContent>
-      </w:sdt>
-      <w:r>
-        <w:rPr>
-          <w:rFonts w:ascii="Microsoft YaHei" w:hAnsi="Microsoft YaHei" w:eastAsia="Microsoft YaHei" w:cs="Microsoft YaHei"/>
-          <w:b w:val="0"/>
-          <w:sz w:val="20"/>
-        </w:rPr>
-        <w:t xml:space="preserve"> </w:t>
-      </w:r>
-      <w:r>
-        <w:rPr>
-          <w:rFonts w:ascii="Microsoft YaHei" w:hAnsi="Microsoft YaHei" w:eastAsia="Microsoft YaHei" w:cs="Microsoft YaHei"/>
-          <w:b/>
-          <w:sz w:val="20"/>
-        </w:rPr>
-        <w:t>(a) 永久不做</w:t>
-      </w:r>
-      <w:r>
-        <w:rPr>
-          <w:rFonts w:ascii="Microsoft YaHei" w:hAnsi="Microsoft YaHei" w:eastAsia="Microsoft YaHei" w:cs="Microsoft YaHei"/>
-          <w:b w:val="0"/>
-          <w:sz w:val="20"/>
-        </w:rPr>
-        <w:t>，请从规划里删除这五个场景</w:t>
-      </w:r>
-      <w:r>
-        <w:br/>
-      </w:r>
-      <w:sdt>
-        <w:sdtPr>
-          <w:rPr>
-            <w:rFonts w:ascii="MS Gothic" w:eastAsia="MS Gothic" w:hAnsi="MS Gothic" w:cs="MS Gothic"/>
-            <w:sz w:val="20"/>
-          </w:rPr>
-          <w:id w:val="100000016"/>
-          <w14:checkbox>
-            <w14:checked w14:val="0"/>
-            <w14:checkedState w14:val="2612" w14:font="MS Gothic"/>
-            <w14:uncheckedState w14:val="2610" w14:font="MS Gothic"/>
-          </w14:checkbox>
-        </w:sdtPr>
-        <w:sdtEndPr/>
-        <w:sdtContent>
-          <w:r>
-            <w:rPr>
-              <w:rFonts w:ascii="MS Gothic" w:eastAsia="MS Gothic" w:hAnsi="MS Gothic" w:cs="MS Gothic"/>
-              <w:sz w:val="20"/>
-            </w:rPr>
-            <w:t>☐</w:t>
-          </w:r>
-        </w:sdtContent>
-      </w:sdt>
-      <w:r>
-        <w:rPr>
-          <w:rFonts w:ascii="Microsoft YaHei" w:hAnsi="Microsoft YaHei" w:eastAsia="Microsoft YaHei" w:cs="Microsoft YaHei"/>
-          <w:b w:val="0"/>
-          <w:sz w:val="20"/>
-        </w:rPr>
-        <w:t xml:space="preserve"> </w:t>
-      </w:r>
-      <w:r>
-        <w:rPr>
-          <w:rFonts w:ascii="Microsoft YaHei" w:hAnsi="Microsoft YaHei" w:eastAsia="Microsoft YaHei" w:cs="Microsoft YaHei"/>
-          <w:b/>
-          <w:sz w:val="20"/>
-        </w:rPr>
-        <w:t>(b) 当前条件不具备（人力／接口／标准未结构化），条件成熟可重新考虑</w:t>
-      </w:r>
-      <w:r>
-        <w:rPr>
-          <w:rFonts w:ascii="Microsoft YaHei" w:hAnsi="Microsoft YaHei" w:eastAsia="Microsoft YaHei" w:cs="Microsoft YaHei"/>
-          <w:b w:val="0"/>
-          <w:sz w:val="20"/>
-        </w:rPr>
-        <w:t>，先标注暂缓、保留编号</w:t>
-      </w:r>
-      <w:r>
-        <w:br/>
-      </w:r>
-      <w:r>
-        <w:rPr>
-          <w:rFonts w:ascii="Microsoft YaHei" w:hAnsi="Microsoft YaHei" w:eastAsia="Microsoft YaHei" w:cs="Microsoft YaHei"/>
-          <w:b w:val="0"/>
-          <w:sz w:val="20"/>
-        </w:rPr>
-        <w:t>之所以问：Q7 IQC 与 Q8 SPC 这两个是我方 2026-06-11 补进去的，我方文档里记的阻塞原因是「MES/QMS 接口未通 + 检验标准未结构化」——那是条件问题不是需求问题，所以想跟你确认一下是不是同一回事。</w:t>
-      </w:r>
-      <w:r>
-        <w:rPr>
-          <w:rFonts w:ascii="Microsoft YaHei" w:hAnsi="Microsoft YaHei" w:eastAsia="Microsoft YaHei" w:cs="Microsoft YaHei"/>
-          <w:b/>
-          <w:sz w:val="20"/>
-        </w:rPr>
-        <w:t>删除不可逆，暂缓可逆，所以宁可多问这一句。</w:t>
-      </w:r>
-    </w:p>
     <w:sectPr>
       <w:headerReference w:type="default" r:id="rId9"/>
       <w:footerReference w:type="default" r:id="rId10"/>
